--- a/revision1/FINAL_minimal/PeerJ_upload/cs-134580-submission-statements.docx
+++ b/revision1/FINAL_minimal/PeerJ_upload/cs-134580-submission-statements.docx
@@ -78,7 +78,7 @@
     </w:p>
     <w:p>
       <w:r>
-        <w:t>The authors used generative AI tools, including ChatGPT-5.2 and GitHub Copilot, for manuscript editing and for assistance with code drafting, refactoring, and analysis-script development. The authors reviewed the resulting code, references, and numerical outputs and take responsibility for the final content. AI tools were not used to fabricate data or results. Reconcile this wording with the complete supplementary prompt record before upload.</w:t>
+        <w:t>During the preparation of this work, the authors used generative AI tools, including ChatGPT-5.2 and GitHub Copilot, for manuscript editing and for assistance with drafting, refactoring, and development of analysis, experiment, and replay code. The authors reviewed the resulting code, references, and numerical outputs and take responsibility for the final content. AI tools were not used to fabricate data or results.</w:t>
       </w:r>
     </w:p>
     <w:sectPr>
